--- a/docs/clinic/Nuskho-Support-Runbook.docx
+++ b/docs/clinic/Nuskho-Support-Runbook.docx
@@ -751,11 +751,6 @@
       </w:r>
     </w:p>
     <w:p>
-      <w:r>
-        <w:br w:type="page"/>
-      </w:r>
-    </w:p>
-    <w:p>
       <w:pPr>
         <w:pStyle w:val="Heading1"/>
         <w:spacing w:after="140" w:before="60"/>
@@ -1089,7 +1084,190 @@
           <w:sz w:val="34"/>
           <w:szCs w:val="34"/>
         </w:rPr>
-        <w:t xml:space="preserve">Seven. When this stops being enough</w:t>
+        <w:t xml:space="preserve">Seven. The last day, if a clinic leaves</w:t>
+      </w:r>
+    </w:p>
+    <w:p>
+      <w:pPr>
+        <w:spacing w:after="140"/>
+      </w:pPr>
+      <w:r>
+        <w:rPr>
+          <w:rFonts w:ascii="Calibri" w:cs="Calibri" w:eastAsia="Calibri" w:hAnsi="Calibri"/>
+          <w:i/>
+          <w:iCs/>
+          <w:color w:val="5B6B66"/>
+          <w:sz w:val="19"/>
+          <w:szCs w:val="19"/>
+        </w:rPr>
+        <w:t xml:space="preserve">Nothing switches off, because there is nothing to switch off. That is the promise and it is true. So the ending is short, and it is done together rather than by going quiet.</w:t>
+      </w:r>
+    </w:p>
+    <w:p>
+      <w:pPr>
+        <w:pStyle w:val="ListParagraph"/>
+        <w:numPr>
+          <w:ilvl w:val="0"/>
+          <w:numId w:val="7"/>
+        </w:numPr>
+        <w:spacing w:after="110" w:line="280"/>
+      </w:pPr>
+      <w:r>
+        <w:rPr>
+          <w:rFonts w:ascii="Calibri" w:cs="Calibri" w:eastAsia="Calibri" w:hAnsi="Calibri"/>
+          <w:b/>
+          <w:bCs/>
+          <w:color w:val="1A2420"/>
+          <w:sz w:val="21"/>
+          <w:szCs w:val="21"/>
+        </w:rPr>
+        <w:t xml:space="preserve">Save a full backup with them and open it once </w:t>
+      </w:r>
+      <w:r>
+        <w:rPr>
+          <w:rFonts w:ascii="Calibri" w:cs="Calibri" w:eastAsia="Calibri" w:hAnsi="Calibri"/>
+          <w:color w:val="1A2420"/>
+          <w:sz w:val="21"/>
+          <w:szCs w:val="21"/>
+        </w:rPr>
+        <w:t xml:space="preserve">to be sure it is readable. Write the date and the version from About on the agreement.</w:t>
+      </w:r>
+    </w:p>
+    <w:p>
+      <w:pPr>
+        <w:pStyle w:val="ListParagraph"/>
+        <w:numPr>
+          <w:ilvl w:val="0"/>
+          <w:numId w:val="7"/>
+        </w:numPr>
+        <w:spacing w:after="110" w:line="280"/>
+      </w:pPr>
+      <w:r>
+        <w:rPr>
+          <w:rFonts w:ascii="Calibri" w:cs="Calibri" w:eastAsia="Calibri" w:hAnsi="Calibri"/>
+          <w:b/>
+          <w:bCs/>
+          <w:color w:val="1A2420"/>
+          <w:sz w:val="21"/>
+          <w:szCs w:val="21"/>
+        </w:rPr>
+        <w:t xml:space="preserve">Hand over the Nuskho passphrase, written down. </w:t>
+      </w:r>
+      <w:r>
+        <w:rPr>
+          <w:rFonts w:ascii="Calibri" w:cs="Calibri" w:eastAsia="Calibri" w:hAnsi="Calibri"/>
+          <w:color w:val="1A2420"/>
+          <w:sz w:val="21"/>
+          <w:szCs w:val="21"/>
+        </w:rPr>
+        <w:t xml:space="preserve">From that moment the letterhead, the rooms and the medicine review are theirs, and what prints is no longer reviewed by you. Say that sentence out loud as well as writing it.</w:t>
+      </w:r>
+    </w:p>
+    <w:p>
+      <w:pPr>
+        <w:pStyle w:val="ListParagraph"/>
+        <w:numPr>
+          <w:ilvl w:val="0"/>
+          <w:numId w:val="7"/>
+        </w:numPr>
+        <w:spacing w:after="110" w:line="280"/>
+      </w:pPr>
+      <w:r>
+        <w:rPr>
+          <w:rFonts w:ascii="Calibri" w:cs="Calibri" w:eastAsia="Calibri" w:hAnsi="Calibri"/>
+          <w:b/>
+          <w:bCs/>
+          <w:color w:val="1A2420"/>
+          <w:sz w:val="21"/>
+          <w:szCs w:val="21"/>
+        </w:rPr>
+        <w:t xml:space="preserve">Say plainly what stops: </w:t>
+      </w:r>
+      <w:r>
+        <w:rPr>
+          <w:rFonts w:ascii="Calibri" w:cs="Calibri" w:eastAsia="Calibri" w:hAnsi="Calibri"/>
+          <w:color w:val="1A2420"/>
+          <w:sz w:val="21"/>
+          <w:szCs w:val="21"/>
+        </w:rPr>
+        <w:t xml:space="preserve">support, updates, the medicine list being kept current, the Sindhi review. And what does not: everything already installed, for as long as the machine lasts.</w:t>
+      </w:r>
+    </w:p>
+    <w:p>
+      <w:pPr>
+        <w:pStyle w:val="ListParagraph"/>
+        <w:numPr>
+          <w:ilvl w:val="0"/>
+          <w:numId w:val="7"/>
+        </w:numPr>
+        <w:spacing w:after="110" w:line="280"/>
+      </w:pPr>
+      <w:r>
+        <w:rPr>
+          <w:rFonts w:ascii="Calibri" w:cs="Calibri" w:eastAsia="Calibri" w:hAnsi="Calibri"/>
+          <w:b/>
+          <w:bCs/>
+          <w:color w:val="1A2420"/>
+          <w:sz w:val="21"/>
+          <w:szCs w:val="21"/>
+        </w:rPr>
+        <w:t xml:space="preserve">You have nothing of theirs to return or delete, </w:t>
+      </w:r>
+      <w:r>
+        <w:rPr>
+          <w:rFonts w:ascii="Calibri" w:cs="Calibri" w:eastAsia="Calibri" w:hAnsi="Calibri"/>
+          <w:color w:val="1A2420"/>
+          <w:sz w:val="21"/>
+          <w:szCs w:val="21"/>
+        </w:rPr>
+        <w:t xml:space="preserve">and you should say so. No patient, no prescription, no figure ever left their machine. Very few companies can end a contract with that sentence.</w:t>
+      </w:r>
+    </w:p>
+    <w:p>
+      <w:pPr>
+        <w:pStyle w:val="ListParagraph"/>
+        <w:numPr>
+          <w:ilvl w:val="0"/>
+          <w:numId w:val="7"/>
+        </w:numPr>
+        <w:spacing w:after="110" w:line="280"/>
+      </w:pPr>
+      <w:r>
+        <w:rPr>
+          <w:rFonts w:ascii="Calibri" w:cs="Calibri" w:eastAsia="Calibri" w:hAnsi="Calibri"/>
+          <w:b/>
+          <w:bCs/>
+          <w:color w:val="1A2420"/>
+          <w:sz w:val="21"/>
+          <w:szCs w:val="21"/>
+        </w:rPr>
+        <w:t xml:space="preserve">Leave well. </w:t>
+      </w:r>
+      <w:r>
+        <w:rPr>
+          <w:rFonts w:ascii="Calibri" w:cs="Calibri" w:eastAsia="Calibri" w:hAnsi="Calibri"/>
+          <w:color w:val="1A2420"/>
+          <w:sz w:val="21"/>
+          <w:szCs w:val="21"/>
+        </w:rPr>
+        <w:t xml:space="preserve">Larkana is small and doctors talk to each other. A clinic that left without a grievance is a reference; one that left feeling locked out is the story everybody hears.</w:t>
+      </w:r>
+    </w:p>
+    <w:p>
+      <w:pPr>
+        <w:pStyle w:val="Heading1"/>
+        <w:spacing w:after="140" w:before="60"/>
+      </w:pPr>
+      <w:r>
+        <w:rPr>
+          <w:rFonts w:ascii="Calibri" w:cs="Calibri" w:eastAsia="Calibri" w:hAnsi="Calibri"/>
+          <w:b/>
+          <w:bCs/>
+          <w:color w:val="093D33"/>
+          <w:sz w:val="34"/>
+          <w:szCs w:val="34"/>
+        </w:rPr>
+        <w:t xml:space="preserve">Eight. When this stops being enough</w:t>
       </w:r>
     </w:p>
     <w:p>
@@ -1367,6 +1545,12 @@
     </w:lvlOverride>
   </w:num>
   <w:num w:numId="6">
+    <w:abstractNumId w:val="3"/>
+    <w:lvlOverride w:ilvl="0">
+      <w:startOverride w:val="1"/>
+    </w:lvlOverride>
+  </w:num>
+  <w:num w:numId="7">
     <w:abstractNumId w:val="3"/>
     <w:lvlOverride w:ilvl="0">
       <w:startOverride w:val="1"/>
